--- a/docs/LJA -- Pipeline.docx
+++ b/docs/LJA -- Pipeline.docx
@@ -319,10 +319,10 @@
         <w:tblLook w:firstRow="1" w:lastRow="0" w:firstColumn="0" w:lastColumn="0" w:noHBand="0" w:noVBand="0" w:val="0020"/>
       </w:tblPr>
       <w:tblGrid>
-        <w:gridCol w:w="1980"/>
-        <w:gridCol w:w="1980"/>
-        <w:gridCol w:w="1980"/>
-        <w:gridCol w:w="1980"/>
+        <w:gridCol w:w="990"/>
+        <w:gridCol w:w="1485"/>
+        <w:gridCol w:w="4455"/>
+        <w:gridCol w:w="990"/>
       </w:tblGrid>
       <w:tr>
         <w:trPr>
@@ -813,9 +813,9 @@
         <w:tblLook w:firstRow="1" w:lastRow="0" w:firstColumn="0" w:lastColumn="0" w:noHBand="0" w:noVBand="0" w:val="0020"/>
       </w:tblPr>
       <w:tblGrid>
-        <w:gridCol w:w="2640"/>
-        <w:gridCol w:w="2640"/>
-        <w:gridCol w:w="2640"/>
+        <w:gridCol w:w="2346"/>
+        <w:gridCol w:w="4106"/>
+        <w:gridCol w:w="1466"/>
       </w:tblGrid>
       <w:tr>
         <w:trPr>
